--- a/2520030508_Practical/os-week-5.docx
+++ b/2520030508_Practical/os-week-5.docx
@@ -228,20 +228,22 @@
       </w:pPr>
       <w:r>
         <w:rPr>
-          <w:noProof/>
+          <w:sz w:val="24"/>
         </w:rPr>
         <w:lastRenderedPageBreak/>
         <w:drawing>
-          <wp:inline distT="0" distB="0" distL="0" distR="0" wp14:anchorId="0E699478" wp14:editId="037178B1">
-            <wp:extent cx="3947160" cy="5349241"/>
+          <wp:inline distT="0" distB="0" distL="0" distR="0" wp14:anchorId="375C1784" wp14:editId="71C0A2BE">
+            <wp:extent cx="5947410" cy="5628640"/>
             <wp:effectExtent l="0" t="0" r="0" b="0"/>
-            <wp:docPr id="81" name="Picture 81"/>
-            <wp:cNvGraphicFramePr/>
+            <wp:docPr id="1218223426" name="Picture 1" descr="The image shows a segment of a C programming code snippet that demonstrates inter-process communication using pipes and fork, including the execution of the 'ls' and 'grep' commands.&#10;&#10;AI-generated content may be incorrect."/>
+            <wp:cNvGraphicFramePr>
+              <a:graphicFrameLocks xmlns:a="http://schemas.openxmlformats.org/drawingml/2006/main" noChangeAspect="1"/>
+            </wp:cNvGraphicFramePr>
             <a:graphic xmlns:a="http://schemas.openxmlformats.org/drawingml/2006/main">
               <a:graphicData uri="http://schemas.openxmlformats.org/drawingml/2006/picture">
                 <pic:pic xmlns:pic="http://schemas.openxmlformats.org/drawingml/2006/picture">
                   <pic:nvPicPr>
-                    <pic:cNvPr id="81" name="Picture 81"/>
+                    <pic:cNvPr id="1218223426" name="Picture 1" descr="The image shows a segment of a C programming code snippet that demonstrates inter-process communication using pipes and fork, including the execution of the 'ls' and 'grep' commands.&#10;&#10;AI-generated content may be incorrect."/>
                     <pic:cNvPicPr/>
                   </pic:nvPicPr>
                   <pic:blipFill>
@@ -253,7 +255,7 @@
                   <pic:spPr>
                     <a:xfrm>
                       <a:off x="0" y="0"/>
-                      <a:ext cx="3947160" cy="5349241"/>
+                      <a:ext cx="5947410" cy="5628640"/>
                     </a:xfrm>
                     <a:prstGeom prst="rect">
                       <a:avLst/>
@@ -346,20 +348,33 @@
       </w:pPr>
       <w:r>
         <w:rPr>
-          <w:noProof/>
+          <w:rFonts w:ascii="Times New Roman" w:eastAsia="Times New Roman" w:hAnsi="Times New Roman" w:cs="Times New Roman"/>
+          <w:color w:val="333333"/>
+          <w:sz w:val="24"/>
         </w:rPr>
         <w:lastRenderedPageBreak/>
+        <w:t xml:space="preserve"> </w:t>
+      </w:r>
+      <w:r>
+        <w:rPr>
+          <w:sz w:val="24"/>
+        </w:rPr>
+        <w:t xml:space="preserve"> </w:t>
+      </w:r>
+      <w:r>
         <w:drawing>
-          <wp:inline distT="0" distB="0" distL="0" distR="0" wp14:anchorId="332FE183" wp14:editId="4EEB35CE">
-            <wp:extent cx="4396740" cy="2232660"/>
+          <wp:inline distT="0" distB="0" distL="0" distR="0" wp14:anchorId="2232303C" wp14:editId="01F217B5">
+            <wp:extent cx="5947410" cy="4232275"/>
             <wp:effectExtent l="0" t="0" r="0" b="0"/>
-            <wp:docPr id="94" name="Picture 94"/>
-            <wp:cNvGraphicFramePr/>
+            <wp:docPr id="430506929" name="Picture 1" descr="A terminal session displays a list of files and their permissions, including various C source files and object files, with the user 'jithin' having ownership and read permissions.&#10;&#10;AI-generated content may be incorrect."/>
+            <wp:cNvGraphicFramePr>
+              <a:graphicFrameLocks xmlns:a="http://schemas.openxmlformats.org/drawingml/2006/main" noChangeAspect="1"/>
+            </wp:cNvGraphicFramePr>
             <a:graphic xmlns:a="http://schemas.openxmlformats.org/drawingml/2006/main">
               <a:graphicData uri="http://schemas.openxmlformats.org/drawingml/2006/picture">
                 <pic:pic xmlns:pic="http://schemas.openxmlformats.org/drawingml/2006/picture">
                   <pic:nvPicPr>
-                    <pic:cNvPr id="94" name="Picture 94"/>
+                    <pic:cNvPr id="430506929" name="Picture 1" descr="A terminal session displays a list of files and their permissions, including various C source files and object files, with the user 'jithin' having ownership and read permissions.&#10;&#10;AI-generated content may be incorrect."/>
                     <pic:cNvPicPr/>
                   </pic:nvPicPr>
                   <pic:blipFill>
@@ -371,7 +386,7 @@
                   <pic:spPr>
                     <a:xfrm>
                       <a:off x="0" y="0"/>
-                      <a:ext cx="4396740" cy="2232660"/>
+                      <a:ext cx="5947410" cy="4232275"/>
                     </a:xfrm>
                     <a:prstGeom prst="rect">
                       <a:avLst/>
@@ -382,20 +397,6 @@
             </a:graphic>
           </wp:inline>
         </w:drawing>
-      </w:r>
-      <w:r>
-        <w:rPr>
-          <w:rFonts w:ascii="Times New Roman" w:eastAsia="Times New Roman" w:hAnsi="Times New Roman" w:cs="Times New Roman"/>
-          <w:color w:val="333333"/>
-          <w:sz w:val="24"/>
-        </w:rPr>
-        <w:t xml:space="preserve"> </w:t>
-      </w:r>
-      <w:r>
-        <w:rPr>
-          <w:sz w:val="24"/>
-        </w:rPr>
-        <w:t xml:space="preserve"> </w:t>
       </w:r>
     </w:p>
     <w:sectPr>
